--- a/7-技术管理/运行记录类文件/HXDL-ITSS-0702-2025年运维服务技术管理计划 .docx
+++ b/7-技术管理/运行记录类文件/HXDL-ITSS-0702-2025年运维服务技术管理计划 .docx
@@ -4302,7 +4302,7 @@
                 <w:vertAlign w:val="baseline"/>
                 <w:lang w:val="en-US" w:eastAsia="zh-CN"/>
               </w:rPr>
-              <w:t>2025年6-7月</w:t>
+              <w:t>2025年7月</w:t>
             </w:r>
           </w:p>
         </w:tc>
@@ -4796,7 +4796,17 @@
                 <w:vertAlign w:val="baseline"/>
                 <w:lang w:val="en-US" w:eastAsia="zh-CN"/>
               </w:rPr>
-              <w:t>晚上系统上线</w:t>
+              <w:t>完成</w:t>
+            </w:r>
+            <w:bookmarkStart w:id="10" w:name="_GoBack"/>
+            <w:bookmarkEnd w:id="10"/>
+            <w:r>
+              <w:rPr>
+                <w:rFonts w:hint="eastAsia"/>
+                <w:vertAlign w:val="baseline"/>
+                <w:lang w:val="en-US" w:eastAsia="zh-CN"/>
+              </w:rPr>
+              <w:t>系统上线</w:t>
             </w:r>
           </w:p>
         </w:tc>
@@ -6342,19 +6352,7 @@
                 <w:vertAlign w:val="baseline"/>
                 <w:lang w:val="en-US" w:eastAsia="zh-CN"/>
               </w:rPr>
-              <w:t>2026年1</w:t>
-            </w:r>
-            <w:bookmarkStart w:id="10" w:name="_GoBack"/>
-            <w:bookmarkEnd w:id="10"/>
-            <w:r>
-              <w:rPr>
-                <w:rFonts w:hint="eastAsia"/>
-                <w:sz w:val="21"/>
-                <w:szCs w:val="21"/>
-                <w:vertAlign w:val="baseline"/>
-                <w:lang w:val="en-US" w:eastAsia="zh-CN"/>
-              </w:rPr>
-              <w:t>月</w:t>
+              <w:t>2026年1月</w:t>
             </w:r>
           </w:p>
         </w:tc>
